--- a/HUONG_DAN_TEST_API_NETCHAT.docx
+++ b/HUONG_DAN_TEST_API_NETCHAT.docx
@@ -2796,7 +2796,19 @@
         <w:pStyle w:val="Heading2"/>
       </w:pPr>
       <w:r>
-        <w:t xml:space="preserve">4.3. Thả reaction vào tin nhắn</w:t>
+        <w:t xml:space="preserve">4.3. Thả reaction vào tin nhắn — KHÔNG SỬ DỤNG</w:t>
+      </w:r>
+    </w:p>
+    <w:p>
+      <w:pPr>
+        <w:spacing w:after="120"/>
+      </w:pPr>
+      <w:r>
+        <w:rPr>
+          <w:b/>
+          <w:color w:val="C00000"/>
+        </w:rPr>
+        <w:t xml:space="preserve">⚠️ KHÔNG SỬ DỤNG để code dự án baocaoxuthe — giữ lại để tham khảo khi cần dùng sau này.</w:t>
       </w:r>
     </w:p>
     <w:p>
@@ -2876,7 +2888,19 @@
         <w:pStyle w:val="Heading2"/>
       </w:pPr>
       <w:r>
-        <w:t xml:space="preserve">4.4. Tạo channel mới</w:t>
+        <w:t xml:space="preserve">4.4. Tạo channel mới — KHÔNG SỬ DỤNG</w:t>
+      </w:r>
+    </w:p>
+    <w:p>
+      <w:pPr>
+        <w:spacing w:after="120"/>
+      </w:pPr>
+      <w:r>
+        <w:rPr>
+          <w:b/>
+          <w:color w:val="C00000"/>
+        </w:rPr>
+        <w:t xml:space="preserve">⚠️ KHÔNG SỬ DỤNG để code dự án baocaoxuthe — giữ lại để tham khảo khi cần dùng sau này.</w:t>
       </w:r>
     </w:p>
     <w:p>
@@ -3000,7 +3024,19 @@
         <w:pStyle w:val="Heading2"/>
       </w:pPr>
       <w:r>
-        <w:t xml:space="preserve">4.5. Quản lý thành viên channel</w:t>
+        <w:t xml:space="preserve">4.5. Quản lý thành viên channel — KHÔNG SỬ DỤNG</w:t>
+      </w:r>
+    </w:p>
+    <w:p>
+      <w:pPr>
+        <w:spacing w:after="120"/>
+      </w:pPr>
+      <w:r>
+        <w:rPr>
+          <w:b/>
+          <w:color w:val="C00000"/>
+        </w:rPr>
+        <w:t xml:space="preserve">⚠️ KHÔNG SỬ DỤNG để code dự án baocaoxuthe — giữ lại để tham khảo khi cần dùng sau này.</w:t>
       </w:r>
     </w:p>
     <w:p>
